--- a/ufm_engine/templates/figures/cert_tx_sig_required.docx
+++ b/ufm_engine/templates/figures/cert_tx_sig_required.docx
@@ -598,7 +598,7 @@
       </w:pPr>
       <w:sdt>
         <w:sdtPr>
-          <w:tag w:val="address_line1"/>
+          <w:tag w:val="reporter_address_line1"/>
           <w:alias w:val="Address Line 1"/>
           <w:showingPlcHdr/>
         </w:sdtPr>
@@ -619,7 +619,7 @@
       </w:pPr>
       <w:sdt>
         <w:sdtPr>
-          <w:tag w:val="city"/>
+          <w:tag w:val="reporter_city"/>
           <w:alias w:val="City"/>
           <w:showingPlcHdr/>
         </w:sdtPr>
@@ -638,7 +638,7 @@
       </w:r>
       <w:sdt>
         <w:sdtPr>
-          <w:tag w:val="state"/>
+          <w:tag w:val="reporter_state"/>
           <w:alias w:val="State"/>
           <w:showingPlcHdr/>
         </w:sdtPr>
@@ -657,7 +657,7 @@
       </w:r>
       <w:sdt>
         <w:sdtPr>
-          <w:tag w:val="zip"/>
+          <w:tag w:val="reporter_zip"/>
           <w:alias w:val="ZIP"/>
           <w:showingPlcHdr/>
         </w:sdtPr>
@@ -681,7 +681,7 @@
       </w:r>
       <w:sdt>
         <w:sdtPr>
-          <w:tag w:val="phone"/>
+          <w:tag w:val="reporter_phone"/>
           <w:alias w:val="Phone"/>
           <w:showingPlcHdr/>
         </w:sdtPr>
@@ -705,7 +705,7 @@
       </w:r>
       <w:sdt>
         <w:sdtPr>
-          <w:tag w:val="email"/>
+          <w:tag w:val="reporter_email"/>
           <w:alias w:val="Email"/>
           <w:showingPlcHdr/>
         </w:sdtPr>
